--- a/docs/pitch/RLab_Cortex_产品白皮书.docx
+++ b/docs/pitch/RLab_Cortex_产品白皮书.docx
@@ -79,7 +79,7 @@
       <w:r>
         <w:drawing>
           <wp:inline xmlns:a="http://schemas.openxmlformats.org/drawingml/2006/main" xmlns:pic="http://schemas.openxmlformats.org/drawingml/2006/picture">
-            <wp:extent cx="5760720" cy="3996499"/>
+            <wp:extent cx="5760720" cy="3611251"/>
             <wp:docPr id="1" name="Picture 1"/>
             <wp:cNvGraphicFramePr>
               <a:graphicFrameLocks noChangeAspect="1"/>
@@ -100,7 +100,7 @@
                   <pic:spPr>
                     <a:xfrm>
                       <a:off x="0" y="0"/>
-                      <a:ext cx="5760720" cy="3996499"/>
+                      <a:ext cx="5760720" cy="3611251"/>
                     </a:xfrm>
                     <a:prstGeom prst="rect"/>
                   </pic:spPr>
@@ -6522,7 +6522,7 @@
       <w:r>
         <w:drawing>
           <wp:inline xmlns:a="http://schemas.openxmlformats.org/drawingml/2006/main" xmlns:pic="http://schemas.openxmlformats.org/drawingml/2006/picture">
-            <wp:extent cx="5669280" cy="1980705"/>
+            <wp:extent cx="5669280" cy="3553930"/>
             <wp:docPr id="2" name="Picture 2"/>
             <wp:cNvGraphicFramePr>
               <a:graphicFrameLocks noChangeAspect="1"/>
@@ -6543,7 +6543,7 @@
                   <pic:spPr>
                     <a:xfrm>
                       <a:off x="0" y="0"/>
-                      <a:ext cx="5669280" cy="1980705"/>
+                      <a:ext cx="5669280" cy="3553930"/>
                     </a:xfrm>
                     <a:prstGeom prst="rect"/>
                   </pic:spPr>
@@ -6634,7 +6634,7 @@
       <w:r>
         <w:drawing>
           <wp:inline xmlns:a="http://schemas.openxmlformats.org/drawingml/2006/main" xmlns:pic="http://schemas.openxmlformats.org/drawingml/2006/picture">
-            <wp:extent cx="5486400" cy="3336417"/>
+            <wp:extent cx="5486400" cy="3439287"/>
             <wp:docPr id="3" name="Picture 3"/>
             <wp:cNvGraphicFramePr>
               <a:graphicFrameLocks noChangeAspect="1"/>
@@ -6655,7 +6655,7 @@
                   <pic:spPr>
                     <a:xfrm>
                       <a:off x="0" y="0"/>
-                      <a:ext cx="5486400" cy="3336417"/>
+                      <a:ext cx="5486400" cy="3439287"/>
                     </a:xfrm>
                     <a:prstGeom prst="rect"/>
                   </pic:spPr>
@@ -6746,7 +6746,7 @@
       <w:r>
         <w:drawing>
           <wp:inline xmlns:a="http://schemas.openxmlformats.org/drawingml/2006/main" xmlns:pic="http://schemas.openxmlformats.org/drawingml/2006/picture">
-            <wp:extent cx="5486400" cy="4003263"/>
+            <wp:extent cx="5486400" cy="3439287"/>
             <wp:docPr id="4" name="Picture 4"/>
             <wp:cNvGraphicFramePr>
               <a:graphicFrameLocks noChangeAspect="1"/>
@@ -6767,7 +6767,7 @@
                   <pic:spPr>
                     <a:xfrm>
                       <a:off x="0" y="0"/>
-                      <a:ext cx="5486400" cy="4003263"/>
+                      <a:ext cx="5486400" cy="3439287"/>
                     </a:xfrm>
                     <a:prstGeom prst="rect"/>
                   </pic:spPr>
@@ -11639,7 +11639,7 @@
       <w:r>
         <w:drawing>
           <wp:inline xmlns:a="http://schemas.openxmlformats.org/drawingml/2006/main" xmlns:pic="http://schemas.openxmlformats.org/drawingml/2006/picture">
-            <wp:extent cx="5486400" cy="4035933"/>
+            <wp:extent cx="5486400" cy="3439287"/>
             <wp:docPr id="6" name="Picture 6"/>
             <wp:cNvGraphicFramePr>
               <a:graphicFrameLocks noChangeAspect="1"/>
@@ -11660,7 +11660,7 @@
                   <pic:spPr>
                     <a:xfrm>
                       <a:off x="0" y="0"/>
-                      <a:ext cx="5486400" cy="4035933"/>
+                      <a:ext cx="5486400" cy="3439287"/>
                     </a:xfrm>
                     <a:prstGeom prst="rect"/>
                   </pic:spPr>
